--- a/Books/RPG_Books/ThePrincessAndTheApocalypse/Notes_ThePrincessAndTheApocalypse.docx
+++ b/Books/RPG_Books/ThePrincessAndTheApocalypse/Notes_ThePrincessAndTheApocalypse.docx
@@ -91,6 +91,8 @@
     <w:p>
       <w:pPr>
         <w:pStyle w:val="StatusUser"/>
+        <w:spacing w:after="120"/>
+        <w:contextualSpacing w:val="0"/>
       </w:pPr>
       <w:r>
         <w:t>Restoration:</w:t>
@@ -158,6 +160,78 @@
         <w:pStyle w:val="StatusUser"/>
       </w:pPr>
       <w:r>
+        <w:t>Interior Space:</w:t>
+      </w:r>
+      <w:r>
+        <w:tab/>
+      </w:r>
+      <w:r>
+        <w:t>20</w:t>
+      </w:r>
+      <w:r>
+        <w:tab/>
+      </w:r>
+      <w:r>
+        <w:t>-&gt;</w:t>
+      </w:r>
+      <w:r>
+        <w:t xml:space="preserve"> </w:t>
+      </w:r>
+      <w:r>
+        <w:t>(</w:t>
+      </w:r>
+      <w:r>
+        <w:t>20</w:t>
+      </w:r>
+      <w:r>
+        <w:t xml:space="preserve"> + 13) * 2 = </w:t>
+      </w:r>
+      <w:r>
+        <w:t>66</w:t>
+      </w:r>
+    </w:p>
+    <w:p>
+      <w:pPr>
+        <w:pStyle w:val="StatusUser"/>
+        <w:spacing w:after="120"/>
+        <w:contextualSpacing w:val="0"/>
+      </w:pPr>
+      <w:r>
+        <w:t>Metamorphosis:</w:t>
+      </w:r>
+      <w:r>
+        <w:tab/>
+      </w:r>
+      <w:r>
+        <w:t>45</w:t>
+      </w:r>
+      <w:r>
+        <w:tab/>
+      </w:r>
+      <w:r>
+        <w:t>-&gt;</w:t>
+      </w:r>
+      <w:r>
+        <w:t xml:space="preserve"> </w:t>
+      </w:r>
+      <w:r>
+        <w:t>(</w:t>
+      </w:r>
+      <w:r>
+        <w:t>45</w:t>
+      </w:r>
+      <w:r>
+        <w:t xml:space="preserve"> + 13) * 2 = </w:t>
+      </w:r>
+      <w:r>
+        <w:t>116</w:t>
+      </w:r>
+    </w:p>
+    <w:p>
+      <w:pPr>
+        <w:pStyle w:val="StatusUser"/>
+      </w:pPr>
+      <w:r>
         <w:t>Nerve:</w:t>
       </w:r>
       <w:r>
@@ -191,6 +265,8 @@
     <w:p>
       <w:pPr>
         <w:pStyle w:val="StatusUser"/>
+        <w:spacing w:after="120"/>
+        <w:contextualSpacing w:val="0"/>
       </w:pPr>
       <w:r>
         <w:t>Manna Control:</w:t>
@@ -221,76 +297,6 @@
       </w:r>
       <w:r>
         <w:t>56</w:t>
-      </w:r>
-    </w:p>
-    <w:p>
-      <w:pPr>
-        <w:pStyle w:val="StatusUser"/>
-      </w:pPr>
-      <w:r>
-        <w:t>Metamorphosis:</w:t>
-      </w:r>
-      <w:r>
-        <w:tab/>
-      </w:r>
-      <w:r>
-        <w:t>45</w:t>
-      </w:r>
-      <w:r>
-        <w:tab/>
-      </w:r>
-      <w:r>
-        <w:t>-&gt;</w:t>
-      </w:r>
-      <w:r>
-        <w:t xml:space="preserve"> </w:t>
-      </w:r>
-      <w:r>
-        <w:t>(</w:t>
-      </w:r>
-      <w:r>
-        <w:t>45</w:t>
-      </w:r>
-      <w:r>
-        <w:t xml:space="preserve"> + 13) * 2 = </w:t>
-      </w:r>
-      <w:r>
-        <w:t>116</w:t>
-      </w:r>
-    </w:p>
-    <w:p>
-      <w:pPr>
-        <w:pStyle w:val="StatusUser"/>
-      </w:pPr>
-      <w:r>
-        <w:t>Interior Space:</w:t>
-      </w:r>
-      <w:r>
-        <w:tab/>
-      </w:r>
-      <w:r>
-        <w:t>20</w:t>
-      </w:r>
-      <w:r>
-        <w:tab/>
-      </w:r>
-      <w:r>
-        <w:t>-&gt;</w:t>
-      </w:r>
-      <w:r>
-        <w:t xml:space="preserve"> </w:t>
-      </w:r>
-      <w:r>
-        <w:t>(</w:t>
-      </w:r>
-      <w:r>
-        <w:t>20</w:t>
-      </w:r>
-      <w:r>
-        <w:t xml:space="preserve"> + 13) * 2 = </w:t>
-      </w:r>
-      <w:r>
-        <w:t>66</w:t>
       </w:r>
     </w:p>
     <w:p>
@@ -329,6 +335,7 @@
     <w:p>
       <w:pPr>
         <w:pStyle w:val="StatusUser"/>
+        <w:spacing w:after="120"/>
         <w:contextualSpacing w:val="0"/>
       </w:pPr>
       <w:r>
@@ -339,6 +346,7 @@
     <w:p>
       <w:pPr>
         <w:pStyle w:val="StatusUser"/>
+        <w:spacing w:after="120"/>
         <w:contextualSpacing w:val="0"/>
       </w:pPr>
       <w:r>
@@ -382,6 +390,7 @@
     <w:p>
       <w:pPr>
         <w:pStyle w:val="StatusUser"/>
+        <w:spacing w:after="120"/>
         <w:contextualSpacing w:val="0"/>
       </w:pPr>
       <w:r>
@@ -425,6 +434,12 @@
     <w:p>
       <w:pPr>
         <w:pStyle w:val="StatusUser"/>
+        <w:tabs>
+          <w:tab w:val="clear" w:pos="1418"/>
+          <w:tab w:val="clear" w:pos="2268"/>
+          <w:tab w:val="left" w:pos="1620"/>
+          <w:tab w:val="left" w:pos="2340"/>
+        </w:tabs>
         <w:rPr>
           <w:rFonts w:eastAsia="Calibri"/>
         </w:rPr>
@@ -530,6 +545,12 @@
     <w:p>
       <w:pPr>
         <w:pStyle w:val="StatusUser"/>
+        <w:tabs>
+          <w:tab w:val="clear" w:pos="1418"/>
+          <w:tab w:val="clear" w:pos="2268"/>
+          <w:tab w:val="left" w:pos="1620"/>
+          <w:tab w:val="left" w:pos="2340"/>
+        </w:tabs>
         <w:rPr>
           <w:rFonts w:eastAsia="Calibri"/>
         </w:rPr>
@@ -634,6 +655,12 @@
     <w:p>
       <w:pPr>
         <w:pStyle w:val="StatusUser"/>
+        <w:tabs>
+          <w:tab w:val="clear" w:pos="1418"/>
+          <w:tab w:val="clear" w:pos="2268"/>
+          <w:tab w:val="left" w:pos="1620"/>
+          <w:tab w:val="left" w:pos="2340"/>
+        </w:tabs>
         <w:rPr>
           <w:rFonts w:eastAsia="Calibri"/>
         </w:rPr>
@@ -739,6 +766,12 @@
     <w:p>
       <w:pPr>
         <w:pStyle w:val="StatusUser"/>
+        <w:tabs>
+          <w:tab w:val="clear" w:pos="1418"/>
+          <w:tab w:val="clear" w:pos="2268"/>
+          <w:tab w:val="left" w:pos="1620"/>
+          <w:tab w:val="left" w:pos="2340"/>
+        </w:tabs>
         <w:rPr>
           <w:rFonts w:eastAsia="Calibri"/>
         </w:rPr>
@@ -832,6 +865,14 @@
     <w:p>
       <w:pPr>
         <w:pStyle w:val="StatusUser"/>
+        <w:tabs>
+          <w:tab w:val="clear" w:pos="1418"/>
+          <w:tab w:val="clear" w:pos="2268"/>
+          <w:tab w:val="left" w:pos="1620"/>
+          <w:tab w:val="left" w:pos="2340"/>
+        </w:tabs>
+        <w:spacing w:after="120"/>
+        <w:contextualSpacing w:val="0"/>
         <w:rPr>
           <w:rFonts w:eastAsia="Calibri"/>
         </w:rPr>
@@ -925,6 +966,12 @@
     <w:p>
       <w:pPr>
         <w:pStyle w:val="StatusUser"/>
+        <w:tabs>
+          <w:tab w:val="clear" w:pos="1418"/>
+          <w:tab w:val="clear" w:pos="2268"/>
+          <w:tab w:val="left" w:pos="1620"/>
+          <w:tab w:val="left" w:pos="2340"/>
+        </w:tabs>
         <w:rPr>
           <w:rFonts w:eastAsia="Calibri"/>
         </w:rPr>
@@ -1060,6 +1107,13 @@
     <w:p>
       <w:pPr>
         <w:pStyle w:val="StatusUser"/>
+        <w:tabs>
+          <w:tab w:val="clear" w:pos="1418"/>
+          <w:tab w:val="clear" w:pos="2268"/>
+          <w:tab w:val="left" w:pos="1620"/>
+          <w:tab w:val="left" w:pos="2340"/>
+        </w:tabs>
+        <w:spacing w:after="120"/>
         <w:contextualSpacing w:val="0"/>
         <w:rPr>
           <w:rFonts w:eastAsia="Calibri"/>
@@ -1213,22 +1267,9 @@
         <w:tab/>
         <w:t>Ability to see environmental manna</w:t>
       </w:r>
-    </w:p>
-    <w:p>
-      <w:pPr>
-        <w:pStyle w:val="StatusUser"/>
-        <w:contextualSpacing w:val="0"/>
-      </w:pPr>
       <w:r>
         <w:tab/>
       </w:r>
-      <w:proofErr w:type="spellStart"/>
-      <w:proofErr w:type="gramStart"/>
-      <w:r>
-        <w:t>ss</w:t>
-      </w:r>
-      <w:proofErr w:type="spellEnd"/>
-      <w:proofErr w:type="gramEnd"/>
     </w:p>
     <w:p>
       <w:pPr>
@@ -1284,6 +1325,7 @@
     <w:p>
       <w:pPr>
         <w:pStyle w:val="StatusUser"/>
+        <w:spacing w:after="120"/>
         <w:contextualSpacing w:val="0"/>
         <w:rPr>
           <w:rFonts w:eastAsia="Calibri"/>
@@ -6357,9 +6399,21 @@
                 <w:ilvl w:val="0"/>
                 <w:numId w:val="8"/>
               </w:numPr>
-            </w:pPr>
-            <w:r>
-              <w:t>Patience, Level 1</w:t>
+              <w:tabs>
+                <w:tab w:val="left" w:pos="2592"/>
+              </w:tabs>
+            </w:pPr>
+            <w:r>
+              <w:t>Patience, Level</w:t>
+            </w:r>
+            <w:r>
+              <w:rPr>
+                <w:rFonts w:asciiTheme="minorHAnsi" w:hAnsiTheme="minorHAnsi" w:cstheme="minorHAnsi"/>
+              </w:rPr>
+              <w:tab/>
+            </w:r>
+            <w:r>
+              <w:t>1</w:t>
             </w:r>
           </w:p>
           <w:p>
@@ -6369,9 +6423,21 @@
                 <w:ilvl w:val="0"/>
                 <w:numId w:val="8"/>
               </w:numPr>
-            </w:pPr>
-            <w:r>
-              <w:t>Ambidextrous, Level 2</w:t>
+              <w:tabs>
+                <w:tab w:val="left" w:pos="2592"/>
+              </w:tabs>
+            </w:pPr>
+            <w:r>
+              <w:t>Ambidextrous, Level</w:t>
+            </w:r>
+            <w:r>
+              <w:rPr>
+                <w:rFonts w:asciiTheme="minorHAnsi" w:hAnsiTheme="minorHAnsi" w:cstheme="minorHAnsi"/>
+              </w:rPr>
+              <w:tab/>
+            </w:r>
+            <w:r>
+              <w:t>2</w:t>
             </w:r>
           </w:p>
           <w:p>
@@ -6381,9 +6447,21 @@
                 <w:ilvl w:val="0"/>
                 <w:numId w:val="8"/>
               </w:numPr>
-            </w:pPr>
-            <w:r>
-              <w:t>Analysis, Level 1</w:t>
+              <w:tabs>
+                <w:tab w:val="left" w:pos="2592"/>
+              </w:tabs>
+            </w:pPr>
+            <w:r>
+              <w:t>Analysis, Level</w:t>
+            </w:r>
+            <w:r>
+              <w:rPr>
+                <w:rFonts w:asciiTheme="minorHAnsi" w:hAnsiTheme="minorHAnsi" w:cstheme="minorHAnsi"/>
+              </w:rPr>
+              <w:tab/>
+            </w:r>
+            <w:r>
+              <w:t>1</w:t>
             </w:r>
           </w:p>
           <w:p>
@@ -6393,9 +6471,21 @@
                 <w:ilvl w:val="0"/>
                 <w:numId w:val="8"/>
               </w:numPr>
-            </w:pPr>
-            <w:r>
-              <w:t>Bartering, Level 1</w:t>
+              <w:tabs>
+                <w:tab w:val="left" w:pos="2592"/>
+              </w:tabs>
+            </w:pPr>
+            <w:r>
+              <w:t>Bartering, Level</w:t>
+            </w:r>
+            <w:r>
+              <w:rPr>
+                <w:rFonts w:asciiTheme="minorHAnsi" w:hAnsiTheme="minorHAnsi" w:cstheme="minorHAnsi"/>
+              </w:rPr>
+              <w:tab/>
+            </w:r>
+            <w:r>
+              <w:t>1</w:t>
             </w:r>
           </w:p>
           <w:p>
@@ -6405,9 +6495,21 @@
                 <w:ilvl w:val="0"/>
                 <w:numId w:val="8"/>
               </w:numPr>
-            </w:pPr>
-            <w:r>
-              <w:t>Charisma, Level 3</w:t>
+              <w:tabs>
+                <w:tab w:val="left" w:pos="2592"/>
+              </w:tabs>
+            </w:pPr>
+            <w:r>
+              <w:t>Charisma, Level</w:t>
+            </w:r>
+            <w:r>
+              <w:rPr>
+                <w:rFonts w:asciiTheme="minorHAnsi" w:hAnsiTheme="minorHAnsi" w:cstheme="minorHAnsi"/>
+              </w:rPr>
+              <w:tab/>
+            </w:r>
+            <w:r>
+              <w:t>3</w:t>
             </w:r>
           </w:p>
           <w:p>
@@ -6417,9 +6519,21 @@
                 <w:ilvl w:val="0"/>
                 <w:numId w:val="8"/>
               </w:numPr>
-            </w:pPr>
-            <w:r>
-              <w:t>Hyper Movement, Level 1</w:t>
+              <w:tabs>
+                <w:tab w:val="left" w:pos="2592"/>
+              </w:tabs>
+            </w:pPr>
+            <w:r>
+              <w:t>Hyper Movement, Level</w:t>
+            </w:r>
+            <w:r>
+              <w:rPr>
+                <w:rFonts w:asciiTheme="minorHAnsi" w:hAnsiTheme="minorHAnsi" w:cstheme="minorHAnsi"/>
+              </w:rPr>
+              <w:tab/>
+            </w:r>
+            <w:r>
+              <w:t>1</w:t>
             </w:r>
           </w:p>
           <w:p>
@@ -6429,9 +6543,18 @@
                 <w:ilvl w:val="0"/>
                 <w:numId w:val="8"/>
               </w:numPr>
-            </w:pPr>
-            <w:r>
-              <w:t xml:space="preserve">Language Skills, Level </w:t>
+              <w:tabs>
+                <w:tab w:val="left" w:pos="2592"/>
+              </w:tabs>
+            </w:pPr>
+            <w:r>
+              <w:t>Language Skills, Level</w:t>
+            </w:r>
+            <w:r>
+              <w:rPr>
+                <w:rFonts w:asciiTheme="minorHAnsi" w:hAnsiTheme="minorHAnsi" w:cstheme="minorHAnsi"/>
+              </w:rPr>
+              <w:tab/>
             </w:r>
             <w:r>
               <w:t>2</w:t>
@@ -6444,9 +6567,18 @@
                 <w:ilvl w:val="0"/>
                 <w:numId w:val="8"/>
               </w:numPr>
-            </w:pPr>
-            <w:r>
-              <w:t xml:space="preserve">Leadership, Level </w:t>
+              <w:tabs>
+                <w:tab w:val="left" w:pos="2592"/>
+              </w:tabs>
+            </w:pPr>
+            <w:r>
+              <w:t>Leadership, Level</w:t>
+            </w:r>
+            <w:r>
+              <w:rPr>
+                <w:rFonts w:asciiTheme="minorHAnsi" w:hAnsiTheme="minorHAnsi" w:cstheme="minorHAnsi"/>
+              </w:rPr>
+              <w:tab/>
             </w:r>
             <w:r>
               <w:t>3</w:t>
@@ -6459,9 +6591,21 @@
                 <w:ilvl w:val="0"/>
                 <w:numId w:val="8"/>
               </w:numPr>
-            </w:pPr>
-            <w:r>
-              <w:t>Mental Fortitude, Level 2</w:t>
+              <w:tabs>
+                <w:tab w:val="left" w:pos="2592"/>
+              </w:tabs>
+            </w:pPr>
+            <w:r>
+              <w:t>Mental Fortitude, Level</w:t>
+            </w:r>
+            <w:r>
+              <w:rPr>
+                <w:rFonts w:asciiTheme="minorHAnsi" w:hAnsiTheme="minorHAnsi" w:cstheme="minorHAnsi"/>
+              </w:rPr>
+              <w:tab/>
+            </w:r>
+            <w:r>
+              <w:t>2</w:t>
             </w:r>
           </w:p>
           <w:p>
@@ -6471,9 +6615,21 @@
                 <w:ilvl w:val="0"/>
                 <w:numId w:val="8"/>
               </w:numPr>
-            </w:pPr>
-            <w:r>
-              <w:t>Marksmanship, Level 6</w:t>
+              <w:tabs>
+                <w:tab w:val="left" w:pos="2592"/>
+              </w:tabs>
+            </w:pPr>
+            <w:r>
+              <w:t>Marksmanship, Level</w:t>
+            </w:r>
+            <w:r>
+              <w:rPr>
+                <w:rFonts w:asciiTheme="minorHAnsi" w:hAnsiTheme="minorHAnsi" w:cstheme="minorHAnsi"/>
+              </w:rPr>
+              <w:tab/>
+            </w:r>
+            <w:r>
+              <w:t>6</w:t>
             </w:r>
           </w:p>
           <w:p>
@@ -6483,9 +6639,18 @@
                 <w:ilvl w:val="0"/>
                 <w:numId w:val="8"/>
               </w:numPr>
-            </w:pPr>
-            <w:r>
-              <w:t xml:space="preserve">Pain Control, Level </w:t>
+              <w:tabs>
+                <w:tab w:val="left" w:pos="2592"/>
+              </w:tabs>
+            </w:pPr>
+            <w:r>
+              <w:t>Pain Control, Level</w:t>
+            </w:r>
+            <w:r>
+              <w:rPr>
+                <w:rFonts w:asciiTheme="minorHAnsi" w:hAnsiTheme="minorHAnsi" w:cstheme="minorHAnsi"/>
+              </w:rPr>
+              <w:tab/>
             </w:r>
             <w:r>
               <w:t>3</w:t>
@@ -6498,9 +6663,21 @@
                 <w:ilvl w:val="0"/>
                 <w:numId w:val="8"/>
               </w:numPr>
-            </w:pPr>
-            <w:r>
-              <w:t>Self Control, Level 2</w:t>
+              <w:tabs>
+                <w:tab w:val="left" w:pos="2592"/>
+              </w:tabs>
+            </w:pPr>
+            <w:r>
+              <w:t>Self Control, Level</w:t>
+            </w:r>
+            <w:r>
+              <w:rPr>
+                <w:rFonts w:asciiTheme="minorHAnsi" w:hAnsiTheme="minorHAnsi" w:cstheme="minorHAnsi"/>
+              </w:rPr>
+              <w:tab/>
+            </w:r>
+            <w:r>
+              <w:t>3</w:t>
             </w:r>
           </w:p>
           <w:p>
@@ -6510,9 +6687,21 @@
                 <w:ilvl w:val="0"/>
                 <w:numId w:val="8"/>
               </w:numPr>
-            </w:pPr>
-            <w:r>
-              <w:t>Strategy, Level 1</w:t>
+              <w:tabs>
+                <w:tab w:val="left" w:pos="2592"/>
+              </w:tabs>
+            </w:pPr>
+            <w:r>
+              <w:t>Strategy, Level</w:t>
+            </w:r>
+            <w:r>
+              <w:rPr>
+                <w:rFonts w:asciiTheme="minorHAnsi" w:hAnsiTheme="minorHAnsi" w:cstheme="minorHAnsi"/>
+              </w:rPr>
+              <w:tab/>
+            </w:r>
+            <w:r>
+              <w:t>1</w:t>
             </w:r>
           </w:p>
           <w:p>
@@ -6522,9 +6711,21 @@
                 <w:ilvl w:val="0"/>
                 <w:numId w:val="8"/>
               </w:numPr>
-            </w:pPr>
-            <w:r>
-              <w:t>Spatial Awareness, Level 1</w:t>
+              <w:tabs>
+                <w:tab w:val="left" w:pos="2592"/>
+              </w:tabs>
+            </w:pPr>
+            <w:r>
+              <w:t>Spatial Awareness, Level</w:t>
+            </w:r>
+            <w:r>
+              <w:rPr>
+                <w:rFonts w:asciiTheme="minorHAnsi" w:hAnsiTheme="minorHAnsi" w:cstheme="minorHAnsi"/>
+              </w:rPr>
+              <w:tab/>
+            </w:r>
+            <w:r>
+              <w:t>1</w:t>
             </w:r>
           </w:p>
           <w:p>
@@ -6534,9 +6735,21 @@
                 <w:ilvl w:val="0"/>
                 <w:numId w:val="8"/>
               </w:numPr>
-            </w:pPr>
-            <w:r>
-              <w:t>Tactics, Level 1</w:t>
+              <w:tabs>
+                <w:tab w:val="left" w:pos="2592"/>
+              </w:tabs>
+            </w:pPr>
+            <w:r>
+              <w:t>Tactics, Level</w:t>
+            </w:r>
+            <w:r>
+              <w:rPr>
+                <w:rFonts w:asciiTheme="minorHAnsi" w:hAnsiTheme="minorHAnsi" w:cstheme="minorHAnsi"/>
+              </w:rPr>
+              <w:tab/>
+            </w:r>
+            <w:r>
+              <w:t>1</w:t>
             </w:r>
           </w:p>
           <w:p>
@@ -6546,9 +6759,21 @@
                 <w:ilvl w:val="0"/>
                 <w:numId w:val="8"/>
               </w:numPr>
-            </w:pPr>
-            <w:r>
-              <w:t>Time Slow, Level 1</w:t>
+              <w:tabs>
+                <w:tab w:val="left" w:pos="2592"/>
+              </w:tabs>
+            </w:pPr>
+            <w:r>
+              <w:t>Time Slow, Level</w:t>
+            </w:r>
+            <w:r>
+              <w:rPr>
+                <w:rFonts w:asciiTheme="minorHAnsi" w:hAnsiTheme="minorHAnsi" w:cstheme="minorHAnsi"/>
+              </w:rPr>
+              <w:tab/>
+            </w:r>
+            <w:r>
+              <w:t>1</w:t>
             </w:r>
           </w:p>
           <w:p>
@@ -6558,9 +6783,21 @@
                 <w:ilvl w:val="0"/>
                 <w:numId w:val="8"/>
               </w:numPr>
-            </w:pPr>
-            <w:r>
-              <w:t>Trap Detection, Level 1</w:t>
+              <w:tabs>
+                <w:tab w:val="left" w:pos="2592"/>
+              </w:tabs>
+            </w:pPr>
+            <w:r>
+              <w:t>Trap Detection, Level</w:t>
+            </w:r>
+            <w:r>
+              <w:rPr>
+                <w:rFonts w:asciiTheme="minorHAnsi" w:hAnsiTheme="minorHAnsi" w:cstheme="minorHAnsi"/>
+              </w:rPr>
+              <w:tab/>
+            </w:r>
+            <w:r>
+              <w:t>1</w:t>
             </w:r>
           </w:p>
           <w:p>
@@ -8289,21 +8526,7 @@
               <w:rPr>
                 <w:rFonts w:asciiTheme="minorHAnsi" w:hAnsiTheme="minorHAnsi" w:cstheme="minorHAnsi"/>
               </w:rPr>
-              <w:t xml:space="preserve">Spanish, Chinese, Hindi, and </w:t>
-            </w:r>
-            <w:proofErr w:type="spellStart"/>
-            <w:r>
-              <w:rPr>
-                <w:rFonts w:asciiTheme="minorHAnsi" w:hAnsiTheme="minorHAnsi" w:cstheme="minorHAnsi"/>
-              </w:rPr>
-              <w:t>Alfin</w:t>
-            </w:r>
-            <w:proofErr w:type="spellEnd"/>
-            <w:r>
-              <w:rPr>
-                <w:rFonts w:asciiTheme="minorHAnsi" w:hAnsiTheme="minorHAnsi" w:cstheme="minorHAnsi"/>
-              </w:rPr>
-              <w:t xml:space="preserve"> – Language</w:t>
+              <w:t>Spanish, Chinese, Hindi, and Alfin – Language</w:t>
             </w:r>
           </w:p>
           <w:p>
@@ -9883,7 +10106,7 @@
         <v:path o:extrusionok="f" gradientshapeok="t" o:connecttype="rect"/>
         <o:lock v:ext="edit" aspectratio="t"/>
       </v:shapetype>
-      <v:shape id="_x0000_i1119" type="#_x0000_t75" style="width:138.15pt;height:53.25pt;visibility:visible;mso-wrap-style:square" o:bullet="t">
+      <v:shape id="_x0000_i1093" type="#_x0000_t75" style="width:3in;height:3in;visibility:visible;mso-wrap-style:square" o:bullet="t">
         <v:imagedata r:id="rId1" o:title="MC900065312[1]"/>
       </v:shape>
     </w:pict>
@@ -13013,7 +13236,7 @@
 </file>
 
 <file path=customXml/itemProps1.xml><?xml version="1.0" encoding="utf-8"?>
-<ds:datastoreItem xmlns:ds="http://schemas.openxmlformats.org/officeDocument/2006/customXml" ds:itemID="{8FD85292-95CF-4ACB-8099-E6468AEC6645}">
+<ds:datastoreItem xmlns:ds="http://schemas.openxmlformats.org/officeDocument/2006/customXml" ds:itemID="{A22C15A3-FD7F-4354-A007-B3186B270694}">
   <ds:schemaRefs>
     <ds:schemaRef ds:uri="http://schemas.openxmlformats.org/officeDocument/2006/bibliography"/>
   </ds:schemaRefs>
